--- a/corpus/synthetic/hf-images__012.docx
+++ b/corpus/synthetic/hf-images__012.docx
@@ -38,7 +38,7 @@
                 <a:graphicData uri="http://schemas.openxmlformats.org/drawingml/2006/picture">
                   <pic:pic>
                     <pic:blipFill>
-                      <a:blip r:embed="rId9"/>
+                      <a:blip r:embed="rId1"/>
                     </pic:blipFill>
                   </pic:pic>
                 </a:graphicData>
